--- a/Xuehao_Xu_Research_CV_CN_v4_editable.docx
+++ b/Xuehao_Xu_Research_CV_CN_v4_editable.docx
@@ -532,7 +532,7 @@
           <w:sz w:val="18"/>
         </w:rPr>
         <w:tab/>
-        <w:t>2024</w:t>
+        <w:t>2025</w:t>
       </w:r>
     </w:p>
     <w:p>
